--- a/pr-preview/pr-435/categorical-tests-handout.docx
+++ b/pr-preview/pr-435/categorical-tests-handout.docx
@@ -15,7 +15,7 @@
         <w:pStyle w:val="Date"/>
       </w:pPr>
       <w:r>
-        <w:t xml:space="preserve">Last modified: 2026-10-22 14:16:35 (PDT)</w:t>
+        <w:t xml:space="preserve">Last modified: 2026-10-22 16:14:19 (PDT)</w:t>
       </w:r>
     </w:p>
     <w:p>
@@ -9969,6 +9969,7 @@
       <m:oMath>
         <m:r>
           <m:rPr>
+            <m:scr m:val="double-struck"/>
             <m:sty m:val="p"/>
           </m:rPr>
           <m:t>P</m:t>
@@ -10166,6 +10167,7 @@
       <m:oMath>
         <m:r>
           <m:rPr>
+            <m:scr m:val="double-struck"/>
             <m:sty m:val="p"/>
           </m:rPr>
           <m:t>P</m:t>
@@ -10229,6 +10231,7 @@
       <m:oMath>
         <m:r>
           <m:rPr>
+            <m:scr m:val="double-struck"/>
             <m:sty m:val="p"/>
           </m:rPr>
           <m:t>P</m:t>
@@ -10331,6 +10334,7 @@
                 <m:num>
                   <m:r>
                     <m:rPr>
+                      <m:scr m:val="double-struck"/>
                       <m:sty m:val="p"/>
                     </m:rPr>
                     <m:t>P</m:t>
@@ -10394,6 +10398,7 @@
                   </m:r>
                   <m:r>
                     <m:rPr>
+                      <m:scr m:val="double-struck"/>
                       <m:sty m:val="p"/>
                     </m:rPr>
                     <m:t>P</m:t>
@@ -10477,6 +10482,7 @@
                 <m:num>
                   <m:r>
                     <m:rPr>
+                      <m:scr m:val="double-struck"/>
                       <m:sty m:val="p"/>
                     </m:rPr>
                     <m:t>P</m:t>
@@ -10531,6 +10537,7 @@
                 <m:den>
                   <m:r>
                     <m:rPr>
+                      <m:scr m:val="double-struck"/>
                       <m:sty m:val="p"/>
                     </m:rPr>
                     <m:t>P</m:t>
@@ -10624,6 +10631,7 @@
                 <m:num>
                   <m:r>
                     <m:rPr>
+                      <m:scr m:val="double-struck"/>
                       <m:sty m:val="p"/>
                     </m:rPr>
                     <m:t>P</m:t>
@@ -10682,6 +10690,7 @@
                   </m:r>
                   <m:r>
                     <m:rPr>
+                      <m:scr m:val="double-struck"/>
                       <m:sty m:val="p"/>
                     </m:rPr>
                     <m:t>P</m:t>
@@ -10718,6 +10727,7 @@
                 <m:den>
                   <m:r>
                     <m:rPr>
+                      <m:scr m:val="double-struck"/>
                       <m:sty m:val="p"/>
                     </m:rPr>
                     <m:t>P</m:t>
@@ -10776,6 +10786,7 @@
                   </m:r>
                   <m:r>
                     <m:rPr>
+                      <m:scr m:val="double-struck"/>
                       <m:sty m:val="p"/>
                     </m:rPr>
                     <m:t>P</m:t>
@@ -10841,6 +10852,7 @@
                 <m:num>
                   <m:r>
                     <m:rPr>
+                      <m:scr m:val="double-struck"/>
                       <m:sty m:val="p"/>
                     </m:rPr>
                     <m:t>P</m:t>
@@ -10895,6 +10907,7 @@
                 <m:den>
                   <m:r>
                     <m:rPr>
+                      <m:scr m:val="double-struck"/>
                       <m:sty m:val="p"/>
                     </m:rPr>
                     <m:t>P</m:t>
@@ -10962,6 +10975,7 @@
               </m:r>
               <m:r>
                 <m:rPr>
+                  <m:scr m:val="double-struck"/>
                   <m:sty m:val="p"/>
                 </m:rPr>
                 <m:t>P</m:t>
@@ -11113,6 +11127,7 @@
       <m:oMath>
         <m:r>
           <m:rPr>
+            <m:scr m:val="double-struck"/>
             <m:sty m:val="p"/>
           </m:rPr>
           <m:t>P</m:t>
@@ -11405,6 +11420,7 @@
             <m:num>
               <m:r>
                 <m:rPr>
+                  <m:scr m:val="double-struck"/>
                   <m:sty m:val="p"/>
                 </m:rPr>
                 <m:t>P</m:t>
@@ -11457,6 +11473,7 @@
               </m:r>
               <m:r>
                 <m:rPr>
+                  <m:scr m:val="double-struck"/>
                   <m:sty m:val="p"/>
                 </m:rPr>
                 <m:t>P</m:t>
@@ -11511,6 +11528,7 @@
             <m:den>
               <m:r>
                 <m:rPr>
+                  <m:scr m:val="double-struck"/>
                   <m:sty m:val="p"/>
                 </m:rPr>
                 <m:t>P</m:t>
@@ -11563,6 +11581,7 @@
               </m:r>
               <m:r>
                 <m:rPr>
+                  <m:scr m:val="double-struck"/>
                   <m:sty m:val="p"/>
                 </m:rPr>
                 <m:t>P</m:t>
@@ -11725,6 +11744,7 @@
       <m:oMath>
         <m:r>
           <m:rPr>
+            <m:scr m:val="double-struck"/>
             <m:sty m:val="p"/>
           </m:rPr>
           <m:t>P</m:t>
@@ -11783,6 +11803,7 @@
         </m:r>
         <m:r>
           <m:rPr>
+            <m:scr m:val="double-struck"/>
             <m:sty m:val="p"/>
           </m:rPr>
           <m:t>P</m:t>
@@ -11895,6 +11916,7 @@
       <m:oMath>
         <m:r>
           <m:rPr>
+            <m:scr m:val="double-struck"/>
             <m:sty m:val="p"/>
           </m:rPr>
           <m:t>P</m:t>
@@ -11953,6 +11975,7 @@
         </m:r>
         <m:r>
           <m:rPr>
+            <m:scr m:val="double-struck"/>
             <m:sty m:val="p"/>
           </m:rPr>
           <m:t>P</m:t>
@@ -12572,6 +12595,7 @@
       <m:oMath>
         <m:r>
           <m:rPr>
+            <m:scr m:val="double-struck"/>
             <m:sty m:val="p"/>
           </m:rPr>
           <m:t>P</m:t>
@@ -13092,6 +13116,7 @@
             <m:num>
               <m:r>
                 <m:rPr>
+                  <m:scr m:val="double-struck"/>
                   <m:sty m:val="p"/>
                 </m:rPr>
                 <m:t>P</m:t>
@@ -13144,6 +13169,7 @@
               </m:r>
               <m:r>
                 <m:rPr>
+                  <m:scr m:val="double-struck"/>
                   <m:sty m:val="p"/>
                 </m:rPr>
                 <m:t>P</m:t>
@@ -13198,6 +13224,7 @@
             <m:den>
               <m:r>
                 <m:rPr>
+                  <m:scr m:val="double-struck"/>
                   <m:sty m:val="p"/>
                 </m:rPr>
                 <m:t>P</m:t>
@@ -13250,6 +13277,7 @@
               </m:r>
               <m:r>
                 <m:rPr>
+                  <m:scr m:val="double-struck"/>
                   <m:sty m:val="p"/>
                 </m:rPr>
                 <m:t>P</m:t>
@@ -14094,6 +14122,7 @@
       <m:oMath>
         <m:r>
           <m:rPr>
+            <m:scr m:val="double-struck"/>
             <m:sty m:val="p"/>
           </m:rPr>
           <m:t>P</m:t>
@@ -14730,6 +14759,7 @@
                 <m:num>
                   <m:r>
                     <m:rPr>
+                      <m:scr m:val="double-struck"/>
                       <m:sty m:val="p"/>
                     </m:rPr>
                     <m:t>P</m:t>
@@ -14811,6 +14841,7 @@
                   </m:r>
                   <m:r>
                     <m:rPr>
+                      <m:scr m:val="double-struck"/>
                       <m:sty m:val="p"/>
                     </m:rPr>
                     <m:t>P</m:t>
@@ -14912,6 +14943,7 @@
                 <m:num>
                   <m:r>
                     <m:rPr>
+                      <m:scr m:val="double-struck"/>
                       <m:sty m:val="p"/>
                     </m:rPr>
                     <m:t>P</m:t>
@@ -14984,6 +15016,7 @@
                 <m:den>
                   <m:r>
                     <m:rPr>
+                      <m:scr m:val="double-struck"/>
                       <m:sty m:val="p"/>
                     </m:rPr>
                     <m:t>P</m:t>
@@ -15095,6 +15128,7 @@
                 <m:num>
                   <m:r>
                     <m:rPr>
+                      <m:scr m:val="double-struck"/>
                       <m:sty m:val="p"/>
                     </m:rPr>
                     <m:t>P</m:t>
@@ -15171,6 +15205,7 @@
                   </m:r>
                   <m:r>
                     <m:rPr>
+                      <m:scr m:val="double-struck"/>
                       <m:sty m:val="p"/>
                     </m:rPr>
                     <m:t>P</m:t>
@@ -15225,6 +15260,7 @@
                 <m:den>
                   <m:r>
                     <m:rPr>
+                      <m:scr m:val="double-struck"/>
                       <m:sty m:val="p"/>
                     </m:rPr>
                     <m:t>P</m:t>
@@ -15301,6 +15337,7 @@
                   </m:r>
                   <m:r>
                     <m:rPr>
+                      <m:scr m:val="double-struck"/>
                       <m:sty m:val="p"/>
                     </m:rPr>
                     <m:t>P</m:t>
@@ -15384,6 +15421,7 @@
                 <m:num>
                   <m:r>
                     <m:rPr>
+                      <m:scr m:val="double-struck"/>
                       <m:sty m:val="p"/>
                     </m:rPr>
                     <m:t>P</m:t>
@@ -15456,6 +15494,7 @@
                 <m:den>
                   <m:r>
                     <m:rPr>
+                      <m:scr m:val="double-struck"/>
                       <m:sty m:val="p"/>
                     </m:rPr>
                     <m:t>P</m:t>
@@ -15541,6 +15580,7 @@
               </m:r>
               <m:r>
                 <m:rPr>
+                  <m:scr m:val="double-struck"/>
                   <m:sty m:val="p"/>
                 </m:rPr>
                 <m:t>P</m:t>
@@ -15761,6 +15801,7 @@
             <m:num>
               <m:r>
                 <m:rPr>
+                  <m:scr m:val="double-struck"/>
                   <m:sty m:val="p"/>
                 </m:rPr>
                 <m:t>P</m:t>
@@ -15831,6 +15872,7 @@
               </m:r>
               <m:r>
                 <m:rPr>
+                  <m:scr m:val="double-struck"/>
                   <m:sty m:val="p"/>
                 </m:rPr>
                 <m:t>P</m:t>
@@ -15903,6 +15945,7 @@
             <m:den>
               <m:r>
                 <m:rPr>
+                  <m:scr m:val="double-struck"/>
                   <m:sty m:val="p"/>
                 </m:rPr>
                 <m:t>P</m:t>
@@ -15973,6 +16016,7 @@
               </m:r>
               <m:r>
                 <m:rPr>
+                  <m:scr m:val="double-struck"/>
                   <m:sty m:val="p"/>
                 </m:rPr>
                 <m:t>P</m:t>
@@ -16172,6 +16216,7 @@
             <m:num>
               <m:r>
                 <m:rPr>
+                  <m:scr m:val="double-struck"/>
                   <m:sty m:val="p"/>
                 </m:rPr>
                 <m:t>P</m:t>
@@ -16242,6 +16287,7 @@
               </m:r>
               <m:r>
                 <m:rPr>
+                  <m:scr m:val="double-struck"/>
                   <m:sty m:val="p"/>
                 </m:rPr>
                 <m:t>P</m:t>
@@ -16314,6 +16360,7 @@
             <m:den>
               <m:r>
                 <m:rPr>
+                  <m:scr m:val="double-struck"/>
                   <m:sty m:val="p"/>
                 </m:rPr>
                 <m:t>P</m:t>
@@ -16384,6 +16431,7 @@
               </m:r>
               <m:r>
                 <m:rPr>
+                  <m:scr m:val="double-struck"/>
                   <m:sty m:val="p"/>
                 </m:rPr>
                 <m:t>P</m:t>
